--- a/shopping-cart-spring-boot-main/uploads/academic/5/doc_8.docx
+++ b/shopping-cart-spring-boot-main/uploads/academic/5/doc_8.docx
@@ -25,7 +25,7 @@
           <wp:inline distT="0" distB="0" distL="0" distR="0" wp14:anchorId="569A6C3C" wp14:editId="224DCA34">
             <wp:extent cx="466725" cy="819150"/>
             <wp:effectExtent l="0" t="0" r="9525" b="0"/>
-            <wp:docPr id="1" name="Picture 1" descr="A picture containing text  Description automatically generated"/>
+            <wp:docPr id="1" name="Picture 1" descr="A picture containing text&#10;&#10;Description automatically generated"/>
             <wp:cNvGraphicFramePr>
               <a:graphicFrameLocks xmlns:a="http://schemas.openxmlformats.org/drawingml/2006/main" noChangeAspect="1"/>
             </wp:cNvGraphicFramePr>
@@ -33,7 +33,7 @@
               <a:graphicData uri="http://schemas.openxmlformats.org/drawingml/2006/picture">
                 <pic:pic xmlns:pic="http://schemas.openxmlformats.org/drawingml/2006/picture">
                   <pic:nvPicPr>
-                    <pic:cNvPr id="1" name="Picture 1" descr="A picture containing text  Description automatically generated"/>
+                    <pic:cNvPr id="1" name="Picture 1" descr="A picture containing text&#10;&#10;Description automatically generated"/>
                     <pic:cNvPicPr>
                       <a:picLocks noChangeAspect="1" noChangeArrowheads="1"/>
                     </pic:cNvPicPr>
@@ -173,16 +173,169 @@
           <w:szCs w:val="32"/>
         </w:rPr>
       </w:pPr>
+      <w:r>
+        <w:rPr>
+          <w:rFonts w:ascii="TH Sarabun New" w:hAnsi="TH Sarabun New" w:cs="TH Sarabun New"/>
+          <w:b/>
+          <w:bCs/>
+          <w:color w:val="000000" w:themeColor="text1"/>
+          <w:sz w:val="32"/>
+          <w:szCs w:val="32"/>
+          <w:cs/>
+        </w:rPr>
+        <w:t xml:space="preserve">ที่  </w:t>
+      </w:r>
+      <w:r>
+        <w:rPr>
+          <w:rFonts w:ascii="TH Sarabun New" w:hAnsi="TH Sarabun New" w:cs="TH Sarabun New"/>
+          <w:sz w:val="32"/>
+          <w:szCs w:val="32"/>
+          <w:cs/>
+        </w:rPr>
+        <w:t>อว 660301.</w:t>
+      </w:r>
+      <w:r>
+        <w:rPr>
+          <w:rFonts w:ascii="TH Sarabun New" w:hAnsi="TH Sarabun New" w:cs="TH Sarabun New" w:hint="cs"/>
+          <w:sz w:val="32"/>
+          <w:szCs w:val="32"/>
+          <w:cs/>
+        </w:rPr>
+        <w:t>26.4</w:t>
+      </w:r>
+      <w:r>
+        <w:rPr>
+          <w:rFonts w:ascii="TH Sarabun New" w:hAnsi="TH Sarabun New" w:cs="TH Sarabun New" w:hint="cs"/>
+          <w:color w:val="000000" w:themeColor="text1"/>
+          <w:sz w:val="32"/>
+          <w:szCs w:val="32"/>
+          <w:cs/>
+        </w:rPr>
+        <w:t>/</w:t>
+      </w:r>
+      <w:r>
+        <w:rPr>
+          <w:rFonts w:ascii="TH Sarabun New" w:hAnsi="TH Sarabun New" w:cs="TH Sarabun New" w:hint="cs"/>
+          <w:color w:val="000000" w:themeColor="text1"/>
+          <w:sz w:val="32"/>
+          <w:szCs w:val="32"/>
+          <w:cs/>
+        </w:rPr>
+        <w:t xml:space="preserve"> </w:t>
+      </w:r>
+      <w:r>
+        <w:rPr>
+          <w:rFonts w:ascii="TH Sarabun New" w:hAnsi="TH Sarabun New" w:cs="TH Sarabun New"/>
+          <w:color w:val="000000" w:themeColor="text1"/>
+          <w:sz w:val="32"/>
+          <w:szCs w:val="32"/>
+        </w:rPr>
+        <w:t/>
+      </w:r>
+      <w:proofErr w:type="spellStart"/>
+      <w:r>
+        <w:rPr>
+          <w:rFonts w:ascii="TH Sarabun New" w:hAnsi="TH Sarabun New" w:cs="TH Sarabun New"/>
+          <w:color w:val="000000" w:themeColor="text1"/>
+          <w:sz w:val="32"/>
+          <w:szCs w:val="32"/>
+        </w:rPr>
+        <w:t/>
+      </w:r>
+      <w:proofErr w:type="spellEnd"/>
+      <w:r>
+        <w:rPr>
+          <w:rFonts w:ascii="TH Sarabun New" w:hAnsi="TH Sarabun New" w:cs="TH Sarabun New"/>
+          <w:color w:val="000000" w:themeColor="text1"/>
+          <w:sz w:val="32"/>
+          <w:szCs w:val="32"/>
+        </w:rPr>
+        <w:t/>
+      </w:r>
+      <w:r>
+        <w:rPr>
+          <w:rFonts w:ascii="TH Sarabun New" w:hAnsi="TH Sarabun New" w:cs="TH Sarabun New"/>
+          <w:color w:val="000000" w:themeColor="text1"/>
+          <w:sz w:val="32"/>
+          <w:szCs w:val="32"/>
+          <w:cs/>
+        </w:rPr>
+        <w:tab/>
+      </w:r>
+      <w:r>
+        <w:rPr>
+          <w:rFonts w:ascii="TH Sarabun New" w:hAnsi="TH Sarabun New" w:cs="TH Sarabun New"/>
+          <w:color w:val="000000" w:themeColor="text1"/>
+          <w:sz w:val="32"/>
+          <w:szCs w:val="32"/>
+          <w:cs/>
+        </w:rPr>
+        <w:tab/>
+      </w:r>
+      <w:r>
+        <w:rPr>
+          <w:rFonts w:ascii="TH Sarabun New" w:hAnsi="TH Sarabun New" w:cs="TH Sarabun New"/>
+          <w:color w:val="000000" w:themeColor="text1"/>
+          <w:sz w:val="32"/>
+          <w:szCs w:val="32"/>
+          <w:cs/>
+        </w:rPr>
+        <w:tab/>
+      </w:r>
+      <w:r>
+        <w:rPr>
+          <w:rFonts w:ascii="TH Sarabun New" w:hAnsi="TH Sarabun New" w:cs="TH Sarabun New"/>
+          <w:color w:val="000000" w:themeColor="text1"/>
+          <w:sz w:val="32"/>
+          <w:szCs w:val="32"/>
+          <w:cs/>
+        </w:rPr>
+        <w:tab/>
+      </w:r>
       <w:bookmarkStart w:id="0" w:name="_Hlk129696230"/>
+      <w:r>
+        <w:rPr>
+          <w:rFonts w:ascii="TH Sarabun New" w:hAnsi="TH Sarabun New" w:cs="TH Sarabun New"/>
+          <w:b/>
+          <w:bCs/>
+          <w:color w:val="000000" w:themeColor="text1"/>
+          <w:sz w:val="32"/>
+          <w:szCs w:val="32"/>
+          <w:cs/>
+        </w:rPr>
+        <w:t>วันที่</w:t>
+      </w:r>
+      <w:r>
+        <w:rPr>
+          <w:rFonts w:ascii="TH Sarabun New" w:hAnsi="TH Sarabun New" w:cs="TH Sarabun New"/>
+          <w:b/>
+          <w:bCs/>
+          <w:color w:val="000000" w:themeColor="text1"/>
+          <w:sz w:val="32"/>
+          <w:szCs w:val="32"/>
+        </w:rPr>
+        <w:t xml:space="preserve">  </w:t>
+      </w:r>
+      <w:r>
+        <w:rPr>
+          <w:rFonts w:ascii="TH Sarabun New" w:hAnsi="TH Sarabun New" w:cs="TH Sarabun New"/>
+          <w:color w:val="000000" w:themeColor="text1"/>
+          <w:sz w:val="32"/>
+          <w:szCs w:val="32"/>
+        </w:rPr>
+        <w:t>10 มีนาคม 2569</w:t>
+      </w:r>
+      <w:r>
+        <w:rPr>
+          <w:rFonts w:ascii="TH Sarabun New" w:hAnsi="TH Sarabun New" w:cs="TH Sarabun New"/>
+          <w:color w:val="000000" w:themeColor="text1"/>
+          <w:sz w:val="32"/>
+          <w:szCs w:val="32"/>
+          <w:cs/>
+        </w:rPr>
+        <w:t xml:space="preserve">   </w:t>
+      </w:r>
       <w:bookmarkEnd w:id="0"/>
-      <w:r>
-        <w:rPr>
-          <w:rFonts w:ascii="TH Sarabun New" w:hAnsi="TH Sarabun New" w:cs="TH Sarabun New" w:eastAsia="TH Sarabun New"/>
-          <w:sz w:val="32"/>
-          <w:b w:val="on"/>
-        </w:rPr>
-        <w:t xml:space="preserve">ที่  อว 660301.26.4/ 3				วันที่  15 กุมภาพันธ์ พ.ศ. 2569   </w:t>
-      </w:r>
     </w:p>
     <w:p>
       <w:pPr>
@@ -279,11 +432,68 @@
       </w:pPr>
       <w:r>
         <w:rPr>
-          <w:rFonts w:ascii="TH Sarabun New" w:hAnsi="TH Sarabun New" w:cs="TH Sarabun New" w:eastAsia="TH Sarabun New"/>
-          <w:sz w:val="32"/>
-          <w:b w:val="on"/>
-        </w:rPr>
-        <w:t>เรียน     อาจารย์ ก</w:t>
+          <w:rFonts w:ascii="TH Sarabun New" w:hAnsi="TH Sarabun New" w:cs="TH Sarabun New"/>
+          <w:b/>
+          <w:bCs/>
+          <w:sz w:val="32"/>
+          <w:szCs w:val="32"/>
+          <w:cs/>
+        </w:rPr>
+        <w:t>เรียน</w:t>
+      </w:r>
+      <w:r>
+        <w:rPr>
+          <w:rFonts w:ascii="TH Sarabun New" w:hAnsi="TH Sarabun New" w:cs="TH Sarabun New"/>
+          <w:sz w:val="32"/>
+          <w:szCs w:val="32"/>
+        </w:rPr>
+        <w:t xml:space="preserve">    </w:t>
+      </w:r>
+      <w:r>
+        <w:rPr>
+          <w:rFonts w:ascii="TH Sarabun New" w:hAnsi="TH Sarabun New" w:cs="TH Sarabun New" w:hint="cs"/>
+          <w:sz w:val="32"/>
+          <w:szCs w:val="32"/>
+          <w:cs/>
+        </w:rPr>
+        <w:t xml:space="preserve"> </w:t>
+      </w:r>
+      <w:r>
+        <w:rPr>
+          <w:rFonts w:ascii="TH Sarabun New" w:hAnsi="TH Sarabun New" w:cs="TH Sarabun New"/>
+          <w:sz w:val="32"/>
+          <w:szCs w:val="32"/>
+        </w:rPr>
+        <w:t/>
+      </w:r>
+      <w:proofErr w:type="spellStart"/>
+      <w:r>
+        <w:rPr>
+          <w:rFonts w:ascii="TH Sarabun New" w:hAnsi="TH Sarabun New" w:cs="TH Sarabun New"/>
+          <w:sz w:val="32"/>
+          <w:szCs w:val="32"/>
+        </w:rPr>
+        <w:t/>
+      </w:r>
+      <w:proofErr w:type="spellEnd"/>
+      <w:r>
+        <w:rPr>
+          <w:rFonts w:ascii="TH Sarabun New" w:hAnsi="TH Sarabun New" w:cs="TH Sarabun New"/>
+          <w:sz w:val="32"/>
+          <w:szCs w:val="32"/>
+        </w:rPr>
+        <w:t/>
+      </w:r>
+      <w:r>
+        <w:t>kriangkrai prasert</w:t>
+      </w:r>
+      <w:proofErr w:type="spellStart"/>
+      <w:r>
+        <w:t/>
+      </w:r>
+      <w:proofErr w:type="spellEnd"/>
+      <w:r>
+        <w:t/>
       </w:r>
     </w:p>
     <w:p>
@@ -301,19 +511,730 @@
         <w:ind w:firstLine="720"/>
         <w:jc w:val="thaiDistribute"/>
         <w:rPr>
-          <w:rFonts w:ascii="TH Sarabun New" w:eastAsia="Times New Roman" w:hAnsi="TH Sarabun New" w:cs="TH Sarabun New"/>
-          <w:sz w:val="32"/>
-          <w:szCs w:val="32"/>
-          <w:lang w:eastAsia="en-GB"/>
+          <w:rFonts w:ascii="TH Sarabun New" w:eastAsia="Angsana New" w:hAnsi="TH Sarabun New" w:cs="TH Sarabun New"/>
+          <w:color w:val="000000" w:themeColor="text1"/>
+          <w:sz w:val="32"/>
+          <w:szCs w:val="32"/>
         </w:rPr>
       </w:pPr>
       <w:r>
         <w:rPr>
-          <w:rFonts w:ascii="TH Sarabun New" w:hAnsi="TH Sarabun New" w:cs="TH Sarabun New" w:eastAsia="TH Sarabun New"/>
-          <w:sz w:val="32"/>
-          <w:b w:val="off"/>
-        </w:rPr>
-        <w:t>ตามบันทึกข้อความที่  ลงวันที่  ท่านได้แจ้งความประสงค์ขอประเมินผลการสอนในรายวิชา ddd รหัสวิชา 3333 ประจำภาคการศึกษาที่  เพื่อใช้ประกอบการเสนอขอกำหนดตำแหน่งทางวิชาการ ผู้ช่วยศาสตราจารย์ ความละเอียดแจ้งแล้วนั้น คณะกรรมการประเมินผลการสอนได้ดำเนินการประเมินผลการสอนเรียบร้อยแล้ว เมื่อวันที่ 15 กุมภาพันธ์ พ.ศ. 2569 และได้ผ่านการรับรองจากที่ประชุมคณะกรรมการประจำวิทยาลัยการคอมพิวเตอร์ ในคราวประชุม ครั้งที่ 1เมื่อวันที่ 15 กุมภาพันธ์ พ.ศ. 2569 ผลปรากฎว่า ผลการประเมินผลการสอนของท่านอยู่ในระดับ เชี่ยวชาญ ไม่มีคุณภาพตรงตามหลักเกณฑ์ที่มหาวิทยาลัยกำหนด</w:t>
+          <w:rFonts w:ascii="TH Sarabun New" w:eastAsia="Angsana New" w:hAnsi="TH Sarabun New" w:cs="TH Sarabun New" w:hint="cs"/>
+          <w:color w:val="000000" w:themeColor="text1"/>
+          <w:sz w:val="32"/>
+          <w:szCs w:val="32"/>
+          <w:cs/>
+        </w:rPr>
+        <w:t xml:space="preserve">ตามบันทึกข้อความที่ </w:t>
+      </w:r>
+      <w:r>
+        <w:rPr>
+          <w:rFonts w:ascii="TH Sarabun New" w:eastAsia="Angsana New" w:hAnsi="TH Sarabun New" w:cs="TH Sarabun New"/>
+          <w:color w:val="000000" w:themeColor="text1"/>
+          <w:sz w:val="32"/>
+          <w:szCs w:val="32"/>
+        </w:rPr>
+        <w:t> </w:t>
+      </w:r>
+      <w:proofErr w:type="spellStart"/>
+      <w:r>
+        <w:rPr>
+          <w:rFonts w:ascii="TH Sarabun New" w:eastAsia="Angsana New" w:hAnsi="TH Sarabun New" w:cs="TH Sarabun New"/>
+          <w:color w:val="000000" w:themeColor="text1"/>
+          <w:sz w:val="32"/>
+          <w:szCs w:val="32"/>
+        </w:rPr>
+        <w:t/>
+      </w:r>
+      <w:proofErr w:type="spellEnd"/>
+      <w:r>
+        <w:rPr>
+          <w:rFonts w:ascii="TH Sarabun New" w:eastAsia="Angsana New" w:hAnsi="TH Sarabun New" w:cs="TH Sarabun New"/>
+          <w:color w:val="000000" w:themeColor="text1"/>
+          <w:sz w:val="32"/>
+          <w:szCs w:val="32"/>
+        </w:rPr>
+        <w:t xml:space="preserve"/>
+      </w:r>
+      <w:r>
+        <w:rPr>
+          <w:rFonts w:ascii="TH Sarabun New" w:eastAsia="Angsana New" w:hAnsi="TH Sarabun New" w:cs="TH Sarabun New" w:hint="cs"/>
+          <w:color w:val="000000" w:themeColor="text1"/>
+          <w:sz w:val="32"/>
+          <w:szCs w:val="32"/>
+          <w:cs/>
+        </w:rPr>
+        <w:t xml:space="preserve">ลงวันที่ </w:t>
+      </w:r>
+      <w:r>
+        <w:rPr>
+          <w:rFonts w:ascii="TH Sarabun New" w:eastAsia="Angsana New" w:hAnsi="TH Sarabun New" w:cs="TH Sarabun New"/>
+          <w:color w:val="000000" w:themeColor="text1"/>
+          <w:sz w:val="32"/>
+          <w:szCs w:val="32"/>
+        </w:rPr>
+        <w:t/>
+      </w:r>
+      <w:proofErr w:type="spellStart"/>
+      <w:r>
+        <w:rPr>
+          <w:rFonts w:ascii="TH Sarabun New" w:eastAsia="Angsana New" w:hAnsi="TH Sarabun New" w:cs="TH Sarabun New"/>
+          <w:color w:val="000000" w:themeColor="text1"/>
+          <w:sz w:val="32"/>
+          <w:szCs w:val="32"/>
+        </w:rPr>
+        <w:t/>
+      </w:r>
+      <w:r>
+        <w:rPr>
+          <w:rFonts w:ascii="TH Sarabun New" w:eastAsia="Angsana New" w:hAnsi="TH Sarabun New" w:cs="TH Sarabun New"/>
+          <w:color w:val="000000" w:themeColor="text1"/>
+          <w:sz w:val="32"/>
+          <w:szCs w:val="32"/>
+        </w:rPr>
+        <w:t/>
+      </w:r>
+      <w:proofErr w:type="spellEnd"/>
+      <w:r>
+        <w:rPr>
+          <w:rFonts w:ascii="TH Sarabun New" w:eastAsia="Angsana New" w:hAnsi="TH Sarabun New" w:cs="TH Sarabun New"/>
+          <w:color w:val="000000" w:themeColor="text1"/>
+          <w:sz w:val="32"/>
+          <w:szCs w:val="32"/>
+        </w:rPr>
+        <w:t/>
+      </w:r>
+      <w:r>
+        <w:rPr>
+          <w:rFonts w:ascii="TH Sarabun New" w:eastAsia="Angsana New" w:hAnsi="TH Sarabun New" w:cs="TH Sarabun New" w:hint="cs"/>
+          <w:color w:val="000000" w:themeColor="text1"/>
+          <w:sz w:val="32"/>
+          <w:szCs w:val="32"/>
+          <w:cs/>
+        </w:rPr>
+        <w:t xml:space="preserve"> </w:t>
+      </w:r>
+      <w:r>
+        <w:rPr>
+          <w:rFonts w:ascii="TH Sarabun New" w:eastAsia="Angsana New" w:hAnsi="TH Sarabun New" w:cs="TH Sarabun New" w:hint="cs"/>
+          <w:color w:val="000000" w:themeColor="text1"/>
+          <w:sz w:val="32"/>
+          <w:szCs w:val="32"/>
+          <w:cs/>
+        </w:rPr>
+        <w:t>ท่านได้แจ้งความประสงค์ขอประเมินผลการสอนในรายวิชา</w:t>
+      </w:r>
+      <w:r>
+        <w:rPr>
+          <w:rFonts w:ascii="TH Sarabun New" w:eastAsia="Angsana New" w:hAnsi="TH Sarabun New" w:cs="TH Sarabun New" w:hint="cs"/>
+          <w:color w:val="000000" w:themeColor="text1"/>
+          <w:sz w:val="32"/>
+          <w:szCs w:val="32"/>
+          <w:cs/>
+        </w:rPr>
+        <w:t xml:space="preserve"> </w:t>
+      </w:r>
+      <w:r>
+        <w:rPr>
+          <w:rFonts w:ascii="TH Sarabun New" w:eastAsia="Angsana New" w:hAnsi="TH Sarabun New" w:cs="TH Sarabun New"/>
+          <w:color w:val="000000" w:themeColor="text1"/>
+          <w:sz w:val="32"/>
+          <w:szCs w:val="32"/>
+        </w:rPr>
+        <w:t/>
+      </w:r>
+      <w:proofErr w:type="spellStart"/>
+      <w:r>
+        <w:rPr>
+          <w:rFonts w:ascii="TH Sarabun New" w:hAnsi="TH Sarabun New" w:cs="TH Sarabun New"/>
+          <w:color w:val="000000" w:themeColor="text1"/>
+          <w:sz w:val="32"/>
+          <w:szCs w:val="32"/>
+        </w:rPr>
+        <w:t/>
+      </w:r>
+      <w:r>
+        <w:rPr>
+          <w:rFonts w:ascii="TH Sarabun New" w:hAnsi="TH Sarabun New" w:cs="TH Sarabun New"/>
+          <w:color w:val="000000" w:themeColor="text1"/>
+          <w:sz w:val="32"/>
+          <w:szCs w:val="32"/>
+        </w:rPr>
+        <w:t/>
+      </w:r>
+      <w:proofErr w:type="spellEnd"/>
+      <w:r>
+        <w:rPr>
+          <w:rFonts w:ascii="TH Sarabun New" w:hAnsi="TH Sarabun New" w:cs="TH Sarabun New"/>
+          <w:color w:val="000000" w:themeColor="text1"/>
+          <w:sz w:val="32"/>
+          <w:szCs w:val="32"/>
+        </w:rPr>
+        <w:t/>
+      </w:r>
+      <w:r>
+        <w:rPr>
+          <w:rFonts w:ascii="TH Sarabun New" w:hAnsi="TH Sarabun New" w:cs="TH Sarabun New" w:hint="cs"/>
+          <w:color w:val="000000" w:themeColor="text1"/>
+          <w:sz w:val="32"/>
+          <w:szCs w:val="32"/>
+          <w:cs/>
+        </w:rPr>
+        <w:t xml:space="preserve"> </w:t>
+      </w:r>
+      <w:r>
+        <w:rPr>
+          <w:rFonts w:ascii="TH Sarabun New" w:hAnsi="TH Sarabun New" w:cs="TH Sarabun New" w:hint="cs"/>
+          <w:color w:val="000000" w:themeColor="text1"/>
+          <w:sz w:val="32"/>
+          <w:szCs w:val="32"/>
+          <w:shd w:val="clear" w:color="auto" w:fill="FFFFFF"/>
+          <w:cs/>
+        </w:rPr>
+        <w:t>รหัสวิชา</w:t>
+      </w:r>
+      <w:r>
+        <w:rPr>
+          <w:rFonts w:ascii="TH Sarabun New" w:hAnsi="TH Sarabun New" w:cs="TH Sarabun New"/>
+          <w:color w:val="000000" w:themeColor="text1"/>
+          <w:sz w:val="32"/>
+          <w:szCs w:val="32"/>
+          <w:shd w:val="clear" w:color="auto" w:fill="FFFFFF"/>
+          <w:cs/>
+        </w:rPr>
+        <w:t> </w:t>
+      </w:r>
+      <w:r>
+        <w:rPr>
+          <w:rFonts w:ascii="TH Sarabun New" w:hAnsi="TH Sarabun New" w:cs="TH Sarabun New"/>
+          <w:color w:val="000000" w:themeColor="text1"/>
+          <w:sz w:val="32"/>
+          <w:szCs w:val="32"/>
+          <w:shd w:val="clear" w:color="auto" w:fill="FFFFFF"/>
+        </w:rPr>
+        <w:t> </w:t>
+      </w:r>
+      <w:proofErr w:type="spellStart"/>
+      <w:r>
+        <w:rPr>
+          <w:rFonts w:ascii="TH Sarabun New" w:hAnsi="TH Sarabun New" w:cs="TH Sarabun New"/>
+          <w:color w:val="000000" w:themeColor="text1"/>
+          <w:sz w:val="32"/>
+          <w:szCs w:val="32"/>
+          <w:shd w:val="clear" w:color="auto" w:fill="FFFFFF"/>
+        </w:rPr>
+        <w:t/>
+      </w:r>
+      <w:r>
+        <w:rPr>
+          <w:rFonts w:ascii="TH Sarabun New" w:hAnsi="TH Sarabun New" w:cs="TH Sarabun New"/>
+          <w:color w:val="000000" w:themeColor="text1"/>
+          <w:sz w:val="32"/>
+          <w:szCs w:val="32"/>
+          <w:shd w:val="clear" w:color="auto" w:fill="FFFFFF"/>
+        </w:rPr>
+        <w:t/>
+      </w:r>
+      <w:proofErr w:type="spellEnd"/>
+      <w:r>
+        <w:rPr>
+          <w:rFonts w:ascii="TH Sarabun New" w:hAnsi="TH Sarabun New" w:cs="TH Sarabun New"/>
+          <w:color w:val="000000" w:themeColor="text1"/>
+          <w:sz w:val="32"/>
+          <w:szCs w:val="32"/>
+          <w:shd w:val="clear" w:color="auto" w:fill="FFFFFF"/>
+        </w:rPr>
+        <w:t xml:space="preserve"/>
+      </w:r>
+      <w:r>
+        <w:rPr>
+          <w:rFonts w:ascii="TH Sarabun New" w:eastAsia="Times New Roman" w:hAnsi="TH Sarabun New" w:cs="TH Sarabun New" w:hint="cs"/>
+          <w:color w:val="000000" w:themeColor="text1"/>
+          <w:sz w:val="32"/>
+          <w:szCs w:val="32"/>
+          <w:cs/>
+          <w:lang w:eastAsia="en-GB"/>
+        </w:rPr>
+        <w:t>ประจำภาคการศึกษาที่</w:t>
+      </w:r>
+      <w:r>
+        <w:rPr>
+          <w:rFonts w:ascii="TH Sarabun New" w:eastAsia="Times New Roman" w:hAnsi="TH Sarabun New" w:cs="TH Sarabun New"/>
+          <w:color w:val="000000" w:themeColor="text1"/>
+          <w:sz w:val="32"/>
+          <w:szCs w:val="32"/>
+          <w:lang w:eastAsia="en-GB"/>
+        </w:rPr>
+        <w:t xml:space="preserve"> </w:t>
+      </w:r>
+      <w:r>
+        <w:rPr>
+          <w:rFonts w:ascii="TH Sarabun New" w:eastAsia="Times New Roman" w:hAnsi="TH Sarabun New" w:cs="TH Sarabun New"/>
+          <w:color w:val="000000" w:themeColor="text1"/>
+          <w:sz w:val="32"/>
+          <w:szCs w:val="32"/>
+          <w:lang w:eastAsia="en-GB"/>
+        </w:rPr>
+        <w:t/>
+      </w:r>
+      <w:r>
+        <w:rPr>
+          <w:rFonts w:ascii="TH Sarabun New" w:eastAsia="Times New Roman" w:hAnsi="TH Sarabun New" w:cs="TH Sarabun New"/>
+          <w:b/>
+          <w:bCs/>
+          <w:color w:val="000000" w:themeColor="text1"/>
+          <w:sz w:val="32"/>
+          <w:szCs w:val="32"/>
+          <w:lang w:eastAsia="en-GB"/>
+        </w:rPr>
+        <w:t xml:space="preserve"> </w:t>
+      </w:r>
+      <w:r>
+        <w:rPr>
+          <w:rFonts w:ascii="TH Sarabun New" w:eastAsia="Times New Roman" w:hAnsi="TH Sarabun New" w:cs="TH Sarabun New" w:hint="cs"/>
+          <w:color w:val="000000" w:themeColor="text1"/>
+          <w:sz w:val="32"/>
+          <w:szCs w:val="32"/>
+          <w:cs/>
+          <w:lang w:eastAsia="en-GB"/>
+        </w:rPr>
+        <w:t>เพื่อใช้ประกอบการเสนอขอกำหนดตำแหน่งทางวิชาการ</w:t>
+      </w:r>
+      <w:r>
+        <w:rPr>
+          <w:rFonts w:ascii="TH Sarabun New" w:eastAsia="Times New Roman" w:hAnsi="TH Sarabun New" w:cs="TH Sarabun New" w:hint="cs"/>
+          <w:color w:val="000000" w:themeColor="text1"/>
+          <w:sz w:val="32"/>
+          <w:szCs w:val="32"/>
+          <w:cs/>
+          <w:lang w:eastAsia="en-GB"/>
+        </w:rPr>
+        <w:t xml:space="preserve"> </w:t>
+      </w:r>
+      <w:r>
+        <w:rPr>
+          <w:rFonts w:ascii="TH Sarabun New" w:eastAsia="Times New Roman" w:hAnsi="TH Sarabun New" w:cs="TH Sarabun New"/>
+          <w:color w:val="000000" w:themeColor="text1"/>
+          <w:sz w:val="32"/>
+          <w:szCs w:val="32"/>
+          <w:lang w:eastAsia="en-GB"/>
+        </w:rPr>
+        <w:t>ผู้ช่วยศาสตราจารย์</w:t>
+      </w:r>
+      <w:proofErr w:type="spellStart"/>
+      <w:r>
+        <w:rPr>
+          <w:rFonts w:ascii="TH Sarabun New" w:eastAsia="Times New Roman" w:hAnsi="TH Sarabun New" w:cs="TH Sarabun New"/>
+          <w:color w:val="000000" w:themeColor="text1"/>
+          <w:sz w:val="32"/>
+          <w:szCs w:val="32"/>
+          <w:lang w:eastAsia="en-GB"/>
+        </w:rPr>
+        <w:t/>
+      </w:r>
+      <w:proofErr w:type="spellEnd"/>
+      <w:r>
+        <w:rPr>
+          <w:rFonts w:ascii="TH Sarabun New" w:eastAsia="Times New Roman" w:hAnsi="TH Sarabun New" w:cs="TH Sarabun New"/>
+          <w:color w:val="000000" w:themeColor="text1"/>
+          <w:sz w:val="32"/>
+          <w:szCs w:val="32"/>
+          <w:lang w:eastAsia="en-GB"/>
+        </w:rPr>
+        <w:t/>
+      </w:r>
+      <w:r>
+        <w:rPr>
+          <w:rFonts w:ascii="TH Sarabun New" w:eastAsia="Times New Roman" w:hAnsi="TH Sarabun New" w:cs="TH Sarabun New" w:hint="cs"/>
+          <w:color w:val="000000" w:themeColor="text1"/>
+          <w:sz w:val="32"/>
+          <w:szCs w:val="32"/>
+          <w:cs/>
+          <w:lang w:eastAsia="en-GB"/>
+        </w:rPr>
+        <w:t xml:space="preserve"> ความ</w:t>
+      </w:r>
+      <w:r>
+        <w:rPr>
+          <w:rFonts w:ascii="TH Sarabun New" w:eastAsia="Times New Roman" w:hAnsi="TH Sarabun New" w:cs="TH Sarabun New" w:hint="cs"/>
+          <w:color w:val="000000" w:themeColor="text1"/>
+          <w:sz w:val="32"/>
+          <w:szCs w:val="32"/>
+          <w:cs/>
+          <w:lang w:eastAsia="en-GB"/>
+        </w:rPr>
+        <w:t>ละเอียดแจ้ง</w:t>
+      </w:r>
+      <w:r>
+        <w:rPr>
+          <w:rFonts w:ascii="TH Sarabun New" w:eastAsia="Times New Roman" w:hAnsi="TH Sarabun New" w:cs="TH Sarabun New" w:hint="cs"/>
+          <w:color w:val="000000" w:themeColor="text1"/>
+          <w:sz w:val="32"/>
+          <w:szCs w:val="32"/>
+          <w:cs/>
+          <w:lang w:eastAsia="en-GB"/>
+        </w:rPr>
+        <w:t>แ</w:t>
+      </w:r>
+      <w:r>
+        <w:rPr>
+          <w:rFonts w:ascii="TH Sarabun New" w:eastAsia="Times New Roman" w:hAnsi="TH Sarabun New" w:cs="TH Sarabun New" w:hint="cs"/>
+          <w:color w:val="000000" w:themeColor="text1"/>
+          <w:sz w:val="32"/>
+          <w:szCs w:val="32"/>
+          <w:cs/>
+          <w:lang w:eastAsia="en-GB"/>
+        </w:rPr>
+        <w:t>ล้วนั้น คณะกรรมการประเมินผลการสอน</w:t>
+      </w:r>
+      <w:r>
+        <w:rPr>
+          <w:rFonts w:ascii="TH Sarabun New" w:eastAsia="Times New Roman" w:hAnsi="TH Sarabun New" w:cs="TH Sarabun New" w:hint="cs"/>
+          <w:color w:val="000000" w:themeColor="text1"/>
+          <w:sz w:val="32"/>
+          <w:szCs w:val="32"/>
+          <w:cs/>
+          <w:lang w:eastAsia="en-GB"/>
+        </w:rPr>
+        <w:t xml:space="preserve">ได้ดำเนินการประเมินผลการสอนเรียบร้อยแล้ว เมื่อวันที่ </w:t>
+      </w:r>
+      <w:r>
+        <w:rPr>
+          <w:rFonts w:ascii="TH Sarabun New" w:eastAsia="Times New Roman" w:hAnsi="TH Sarabun New" w:cs="TH Sarabun New"/>
+          <w:color w:val="000000" w:themeColor="text1"/>
+          <w:sz w:val="32"/>
+          <w:szCs w:val="32"/>
+          <w:lang w:eastAsia="en-GB"/>
+        </w:rPr>
+        <w:t>10 มีนาคม 2569</w:t>
+      </w:r>
+      <w:proofErr w:type="spellStart"/>
+      <w:r>
+        <w:rPr>
+          <w:rFonts w:ascii="TH Sarabun New" w:eastAsia="Times New Roman" w:hAnsi="TH Sarabun New" w:cs="TH Sarabun New"/>
+          <w:color w:val="000000" w:themeColor="text1"/>
+          <w:sz w:val="32"/>
+          <w:szCs w:val="32"/>
+          <w:lang w:eastAsia="en-GB"/>
+        </w:rPr>
+        <w:t/>
+      </w:r>
+      <w:proofErr w:type="spellEnd"/>
+      <w:r>
+        <w:rPr>
+          <w:rFonts w:ascii="TH Sarabun New" w:eastAsia="Times New Roman" w:hAnsi="TH Sarabun New" w:cs="TH Sarabun New"/>
+          <w:color w:val="000000" w:themeColor="text1"/>
+          <w:sz w:val="32"/>
+          <w:szCs w:val="32"/>
+          <w:lang w:eastAsia="en-GB"/>
+        </w:rPr>
+        <w:t/>
+      </w:r>
+      <w:r>
+        <w:rPr>
+          <w:rFonts w:ascii="TH Sarabun New" w:eastAsia="Times New Roman" w:hAnsi="TH Sarabun New" w:cs="TH Sarabun New" w:hint="cs"/>
+          <w:color w:val="000000" w:themeColor="text1"/>
+          <w:sz w:val="32"/>
+          <w:szCs w:val="32"/>
+          <w:cs/>
+          <w:lang w:eastAsia="en-GB"/>
+        </w:rPr>
+        <w:t xml:space="preserve"> และได้ผ่านการรับรองจาก</w:t>
+      </w:r>
+      <w:r>
+        <w:rPr>
+          <w:rFonts w:ascii="TH Sarabun New" w:eastAsia="Times New Roman" w:hAnsi="TH Sarabun New" w:cs="TH Sarabun New" w:hint="cs"/>
+          <w:color w:val="000000" w:themeColor="text1"/>
+          <w:sz w:val="32"/>
+          <w:szCs w:val="32"/>
+          <w:cs/>
+          <w:lang w:eastAsia="en-GB"/>
+        </w:rPr>
+        <w:t>ที่</w:t>
+      </w:r>
+      <w:r>
+        <w:rPr>
+          <w:rFonts w:ascii="TH Sarabun New" w:eastAsia="Times New Roman" w:hAnsi="TH Sarabun New" w:cs="TH Sarabun New" w:hint="cs"/>
+          <w:color w:val="000000" w:themeColor="text1"/>
+          <w:sz w:val="32"/>
+          <w:szCs w:val="32"/>
+          <w:cs/>
+          <w:lang w:eastAsia="en-GB"/>
+        </w:rPr>
+        <w:t>ประชุมคณะกรรมการประจำวิทยาลัยการคอมพิวเตอร์ ในคราวประชุม</w:t>
+      </w:r>
+      <w:r>
+        <w:rPr>
+          <w:rFonts w:ascii="TH Sarabun New" w:eastAsia="Times New Roman" w:hAnsi="TH Sarabun New" w:cs="TH Sarabun New" w:hint="cs"/>
+          <w:color w:val="000000" w:themeColor="text1"/>
+          <w:sz w:val="32"/>
+          <w:szCs w:val="32"/>
+          <w:cs/>
+          <w:lang w:eastAsia="en-GB"/>
+        </w:rPr>
+        <w:t xml:space="preserve"> </w:t>
+      </w:r>
+      <w:r>
+        <w:rPr>
+          <w:rFonts w:ascii="TH Sarabun New" w:eastAsia="Times New Roman" w:hAnsi="TH Sarabun New" w:cs="TH Sarabun New" w:hint="cs"/>
+          <w:color w:val="000000" w:themeColor="text1"/>
+          <w:sz w:val="32"/>
+          <w:szCs w:val="32"/>
+          <w:cs/>
+          <w:lang w:eastAsia="en-GB"/>
+        </w:rPr>
+        <w:t xml:space="preserve">ครั้งที่ </w:t>
+      </w:r>
+      <w:r>
+        <w:rPr>
+          <w:rFonts w:ascii="TH Sarabun New" w:eastAsia="Times New Roman" w:hAnsi="TH Sarabun New" w:cs="TH Sarabun New"/>
+          <w:color w:val="000000" w:themeColor="text1"/>
+          <w:sz w:val="32"/>
+          <w:szCs w:val="32"/>
+          <w:lang w:eastAsia="en-GB"/>
+        </w:rPr>
+        <w:t/>
+      </w:r>
+      <w:proofErr w:type="spellStart"/>
+      <w:r>
+        <w:rPr>
+          <w:rFonts w:ascii="TH Sarabun New" w:eastAsia="Times New Roman" w:hAnsi="TH Sarabun New" w:cs="TH Sarabun New"/>
+          <w:color w:val="000000" w:themeColor="text1"/>
+          <w:sz w:val="32"/>
+          <w:szCs w:val="32"/>
+          <w:lang w:eastAsia="en-GB"/>
+        </w:rPr>
+        <w:t/>
+      </w:r>
+      <w:r>
+        <w:rPr>
+          <w:rFonts w:ascii="TH Sarabun New" w:eastAsia="Times New Roman" w:hAnsi="TH Sarabun New" w:cs="TH Sarabun New"/>
+          <w:color w:val="000000" w:themeColor="text1"/>
+          <w:sz w:val="32"/>
+          <w:szCs w:val="32"/>
+          <w:lang w:eastAsia="en-GB"/>
+        </w:rPr>
+        <w:t/>
+      </w:r>
+      <w:proofErr w:type="spellEnd"/>
+      <w:r>
+        <w:rPr>
+          <w:rFonts w:ascii="TH Sarabun New" w:eastAsia="Times New Roman" w:hAnsi="TH Sarabun New" w:cs="TH Sarabun New"/>
+          <w:color w:val="000000" w:themeColor="text1"/>
+          <w:sz w:val="32"/>
+          <w:szCs w:val="32"/>
+          <w:lang w:eastAsia="en-GB"/>
+        </w:rPr>
+        <w:t/>
+      </w:r>
+      <w:r>
+        <w:rPr>
+          <w:rFonts w:ascii="TH Sarabun New" w:eastAsia="Times New Roman" w:hAnsi="TH Sarabun New" w:cs="TH Sarabun New" w:hint="cs"/>
+          <w:color w:val="000000" w:themeColor="text1"/>
+          <w:sz w:val="32"/>
+          <w:szCs w:val="32"/>
+          <w:cs/>
+          <w:lang w:eastAsia="en-GB"/>
+        </w:rPr>
+        <w:t xml:space="preserve"> </w:t>
+      </w:r>
+      <w:r>
+        <w:rPr>
+          <w:rFonts w:ascii="TH Sarabun New" w:eastAsia="Times New Roman" w:hAnsi="TH Sarabun New" w:cs="TH Sarabun New" w:hint="cs"/>
+          <w:color w:val="000000" w:themeColor="text1"/>
+          <w:sz w:val="32"/>
+          <w:szCs w:val="32"/>
+          <w:cs/>
+          <w:lang w:eastAsia="en-GB"/>
+        </w:rPr>
+        <w:t xml:space="preserve">เมื่อวันที่ </w:t>
+      </w:r>
+      <w:r>
+        <w:rPr>
+          <w:rFonts w:ascii="TH Sarabun New" w:eastAsia="Times New Roman" w:hAnsi="TH Sarabun New" w:cs="TH Sarabun New"/>
+          <w:color w:val="000000" w:themeColor="text1"/>
+          <w:sz w:val="32"/>
+          <w:szCs w:val="32"/>
+          <w:lang w:eastAsia="en-GB"/>
+        </w:rPr>
+        <w:t>10 มีนาคม 2569</w:t>
+      </w:r>
+      <w:proofErr w:type="spellStart"/>
+      <w:r>
+        <w:rPr>
+          <w:rFonts w:ascii="TH Sarabun New" w:eastAsia="Times New Roman" w:hAnsi="TH Sarabun New" w:cs="TH Sarabun New"/>
+          <w:color w:val="000000" w:themeColor="text1"/>
+          <w:sz w:val="32"/>
+          <w:szCs w:val="32"/>
+          <w:lang w:eastAsia="en-GB"/>
+        </w:rPr>
+        <w:t/>
+      </w:r>
+      <w:r>
+        <w:rPr>
+          <w:rFonts w:ascii="TH Sarabun New" w:eastAsia="Times New Roman" w:hAnsi="TH Sarabun New" w:cs="TH Sarabun New"/>
+          <w:color w:val="000000" w:themeColor="text1"/>
+          <w:sz w:val="32"/>
+          <w:szCs w:val="32"/>
+          <w:lang w:eastAsia="en-GB"/>
+        </w:rPr>
+        <w:t/>
+      </w:r>
+      <w:proofErr w:type="spellEnd"/>
+      <w:r>
+        <w:rPr>
+          <w:rFonts w:ascii="TH Sarabun New" w:eastAsia="Times New Roman" w:hAnsi="TH Sarabun New" w:cs="TH Sarabun New"/>
+          <w:color w:val="000000" w:themeColor="text1"/>
+          <w:sz w:val="32"/>
+          <w:szCs w:val="32"/>
+          <w:lang w:eastAsia="en-GB"/>
+        </w:rPr>
+        <w:t/>
+      </w:r>
+      <w:r>
+        <w:rPr>
+          <w:rFonts w:ascii="TH Sarabun New" w:eastAsia="Times New Roman" w:hAnsi="TH Sarabun New" w:cs="TH Sarabun New" w:hint="cs"/>
+          <w:color w:val="000000" w:themeColor="text1"/>
+          <w:sz w:val="32"/>
+          <w:szCs w:val="32"/>
+          <w:cs/>
+          <w:lang w:eastAsia="en-GB"/>
+        </w:rPr>
+        <w:t xml:space="preserve"> ผลปรากฎว่า ผลการประเมินผลการสอนของท่านอยู่ในระดับ </w:t>
+      </w:r>
+      <w:r>
+        <w:rPr>
+          <w:rFonts w:ascii="TH Sarabun New" w:eastAsia="Times New Roman" w:hAnsi="TH Sarabun New" w:cs="TH Sarabun New"/>
+          <w:color w:val="000000" w:themeColor="text1"/>
+          <w:sz w:val="32"/>
+          <w:szCs w:val="32"/>
+          <w:lang w:eastAsia="en-GB"/>
+        </w:rPr>
+        <w:t>เชี่ยวชาญ</w:t>
+      </w:r>
+      <w:proofErr w:type="spellStart"/>
+      <w:r>
+        <w:rPr>
+          <w:rFonts w:ascii="TH Sarabun New" w:hAnsi="TH Sarabun New" w:cs="TH Sarabun New"/>
+          <w:color w:val="000000" w:themeColor="text1"/>
+          <w:sz w:val="32"/>
+          <w:szCs w:val="32"/>
+        </w:rPr>
+        <w:t/>
+      </w:r>
+      <w:proofErr w:type="spellEnd"/>
+      <w:r>
+        <w:rPr>
+          <w:rFonts w:ascii="TH Sarabun New" w:hAnsi="TH Sarabun New" w:cs="TH Sarabun New"/>
+          <w:color w:val="000000" w:themeColor="text1"/>
+          <w:sz w:val="32"/>
+          <w:szCs w:val="32"/>
+        </w:rPr>
+        <w:t/>
+      </w:r>
+      <w:r>
+        <w:rPr>
+          <w:rFonts w:ascii="TH Sarabun New" w:eastAsia="Times New Roman" w:hAnsi="TH Sarabun New" w:cs="TH Sarabun New" w:hint="cs"/>
+          <w:color w:val="000000" w:themeColor="text1"/>
+          <w:sz w:val="32"/>
+          <w:szCs w:val="32"/>
+          <w:cs/>
+          <w:lang w:eastAsia="en-GB"/>
+        </w:rPr>
+        <w:t xml:space="preserve"> </w:t>
+      </w:r>
+      <w:r>
+        <w:rPr>
+          <w:rFonts w:ascii="TH Sarabun New" w:eastAsia="Times New Roman" w:hAnsi="TH Sarabun New" w:cs="TH Sarabun New"/>
+          <w:color w:val="000000" w:themeColor="text1"/>
+          <w:sz w:val="32"/>
+          <w:szCs w:val="32"/>
+          <w:lang w:eastAsia="en-GB"/>
+        </w:rPr>
+        <w:t/>
+      </w:r>
+      <w:proofErr w:type="spellStart"/>
+      <w:r>
+        <w:rPr>
+          <w:rFonts w:ascii="TH Sarabun New" w:eastAsia="Times New Roman" w:hAnsi="TH Sarabun New" w:cs="TH Sarabun New"/>
+          <w:color w:val="000000" w:themeColor="text1"/>
+          <w:sz w:val="32"/>
+          <w:szCs w:val="32"/>
+          <w:lang w:eastAsia="en-GB"/>
+        </w:rPr>
+        <w:t/>
+      </w:r>
+      <w:r>
+        <w:rPr>
+          <w:rFonts w:ascii="TH Sarabun New" w:eastAsia="Times New Roman" w:hAnsi="TH Sarabun New" w:cs="TH Sarabun New"/>
+          <w:color w:val="000000" w:themeColor="text1"/>
+          <w:sz w:val="32"/>
+          <w:szCs w:val="32"/>
+          <w:lang w:eastAsia="en-GB"/>
+        </w:rPr>
+        <w:t/>
+      </w:r>
+      <w:r>
+        <w:rPr>
+          <w:rFonts w:ascii="TH Sarabun New" w:eastAsia="Times New Roman" w:hAnsi="TH Sarabun New" w:cs="TH Sarabun New"/>
+          <w:color w:val="000000" w:themeColor="text1"/>
+          <w:sz w:val="32"/>
+          <w:szCs w:val="32"/>
+          <w:lang w:eastAsia="en-GB"/>
+        </w:rPr>
+        <w:t/>
+      </w:r>
+      <w:r>
+        <w:rPr>
+          <w:rFonts w:ascii="TH Sarabun New" w:eastAsia="Times New Roman" w:hAnsi="TH Sarabun New" w:cs="TH Sarabun New"/>
+          <w:color w:val="000000" w:themeColor="text1"/>
+          <w:sz w:val="32"/>
+          <w:szCs w:val="32"/>
+          <w:lang w:eastAsia="en-GB"/>
+        </w:rPr>
+        <w:t/>
+      </w:r>
+      <w:proofErr w:type="spellEnd"/>
+      <w:r>
+        <w:rPr>
+          <w:rFonts w:ascii="TH Sarabun New" w:eastAsia="Times New Roman" w:hAnsi="TH Sarabun New" w:cs="TH Sarabun New"/>
+          <w:color w:val="000000" w:themeColor="text1"/>
+          <w:sz w:val="32"/>
+          <w:szCs w:val="32"/>
+          <w:lang w:eastAsia="en-GB"/>
+        </w:rPr>
+        <w:t/>
+      </w:r>
+      <w:r>
+        <w:rPr>
+          <w:rFonts w:ascii="TH Sarabun New" w:eastAsia="Times New Roman" w:hAnsi="TH Sarabun New" w:cs="TH Sarabun New" w:hint="cs"/>
+          <w:color w:val="000000" w:themeColor="text1"/>
+          <w:sz w:val="32"/>
+          <w:szCs w:val="32"/>
+          <w:cs/>
+          <w:lang w:eastAsia="en-GB"/>
+        </w:rPr>
+        <w:t>คุณภาพตรงตาม</w:t>
+      </w:r>
+      <w:r>
+        <w:rPr>
+          <w:rFonts w:ascii="TH Sarabun New" w:eastAsia="Times New Roman" w:hAnsi="TH Sarabun New" w:cs="TH Sarabun New" w:hint="cs"/>
+          <w:sz w:val="32"/>
+          <w:szCs w:val="32"/>
+          <w:cs/>
+          <w:lang w:eastAsia="en-GB"/>
+        </w:rPr>
+        <w:t>หลักเกณฑ์</w:t>
+      </w:r>
+      <w:r>
+        <w:rPr>
+          <w:rFonts w:ascii="TH Sarabun New" w:eastAsia="Times New Roman" w:hAnsi="TH Sarabun New" w:cs="TH Sarabun New" w:hint="cs"/>
+          <w:sz w:val="32"/>
+          <w:szCs w:val="32"/>
+          <w:cs/>
+          <w:lang w:eastAsia="en-GB"/>
+        </w:rPr>
+        <w:t>ที่มหาวิทยาลัยกำหนด</w:t>
       </w:r>
     </w:p>
     <w:p>
@@ -321,7 +1242,7 @@
         <w:ind w:firstLine="720"/>
         <w:jc w:val="thaiDistribute"/>
         <w:rPr>
-          <w:rFonts w:ascii="TH Sarabun New" w:eastAsia="Times New Roman" w:hAnsi="TH Sarabun New" w:cs="TH Sarabun New"/>
+          <w:rFonts w:ascii="TH Sarabun New" w:eastAsia="Times New Roman" w:hAnsi="TH Sarabun New" w:cs="TH Sarabun New" w:hint="cs"/>
           <w:sz w:val="16"/>
           <w:szCs w:val="16"/>
           <w:lang w:eastAsia="en-GB"/>
@@ -340,11 +1261,186 @@
       </w:pPr>
       <w:r>
         <w:rPr>
-          <w:rFonts w:ascii="TH Sarabun New" w:hAnsi="TH Sarabun New" w:cs="TH Sarabun New" w:eastAsia="TH Sarabun New"/>
-          <w:sz w:val="32"/>
-          <w:b w:val="off"/>
-        </w:rPr>
-        <w:t xml:space="preserve">	ในการนี้ ตามข้อ 8.4 ของประกาศมหาวิทยาลัยขอนแก่น (ฉบับที่ 1607/2566) ลงวันที่ 14 กรกฎาคม 2566 เรื่อง หลักเกณฑ์และวิธีการประเมินผลการสอนเพื่อประกอบการพิจารณาแต่งตั้งให้ดำรงตำแหน่งทางวิชาการ กำหนดให้ผลการประเมินการสอนในแต่ละครั้ง ให้ใช้ประกอบการพิจารณาแต่งตั้งดำรงตำแหน่งทางวิชาการ ภายในระยะเวลาไม่เกิน 3 ปี นับจากวันประเมินการสอน ทั้งนี้ หากขอกำหนดตำแหน่งใหม่ที่สูงขึ้นก่อน 3 ปี ให้มีการประเมินการสอนใหม่ ซึ่งผลการประเมินฯ ของท่านต้องนำไปใช้ประกอบการขอกำหนดตำแหน่งทางวิชาการเป็น ผู้ช่วยศาสตราจารย์  ภายในวันที่ 12 dw 2569 </w:t>
+          <w:rFonts w:ascii="TH Sarabun New" w:eastAsia="Angsana New" w:hAnsi="TH Sarabun New" w:cs="TH Sarabun New"/>
+          <w:sz w:val="32"/>
+          <w:szCs w:val="32"/>
+          <w:cs/>
+        </w:rPr>
+        <w:tab/>
+      </w:r>
+      <w:r>
+        <w:rPr>
+          <w:rFonts w:ascii="TH Sarabun New" w:eastAsia="Angsana New" w:hAnsi="TH Sarabun New" w:cs="TH Sarabun New" w:hint="cs"/>
+          <w:sz w:val="32"/>
+          <w:szCs w:val="32"/>
+          <w:cs/>
+        </w:rPr>
+        <w:t>ในการนี้ ตามข้อ 8.4 ของประกาศมหาวิทยาลัยขอนแก่น (ฉบับที่ 1607/2566) ลงวันที่ 14 กรกฎาคม 2566 เรื่อง หลักเกณฑ์และวิธีการประเมินผลการสอนเพ</w:t>
+      </w:r>
+      <w:r>
+        <w:rPr>
+          <w:rFonts w:ascii="TH Sarabun New" w:eastAsia="Angsana New" w:hAnsi="TH Sarabun New" w:cs="TH Sarabun New" w:hint="cs"/>
+          <w:sz w:val="32"/>
+          <w:szCs w:val="32"/>
+          <w:cs/>
+        </w:rPr>
+        <w:t>ื่</w:t>
+      </w:r>
+      <w:r>
+        <w:rPr>
+          <w:rFonts w:ascii="TH Sarabun New" w:eastAsia="Angsana New" w:hAnsi="TH Sarabun New" w:cs="TH Sarabun New" w:hint="cs"/>
+          <w:sz w:val="32"/>
+          <w:szCs w:val="32"/>
+          <w:cs/>
+        </w:rPr>
+        <w:t>อประกอบการพิจารณาแต่งตั้งให้ดำรงตำแหน่งทางวิชาการ กำหนดให้ผลการประเมินการสอนในแต่ละครั้ง ให้ใช้ประกอบการพิจารณาแต่งตั้งดำรงตำแหน่งทางวิชาการ ภายในระยะเวลาไม่เกิน 3 ปี นับจากวันประเมินการสอน ทั้งนี้</w:t>
+      </w:r>
+      <w:r>
+        <w:rPr>
+          <w:rFonts w:ascii="TH Sarabun New" w:eastAsia="Angsana New" w:hAnsi="TH Sarabun New" w:cs="TH Sarabun New" w:hint="cs"/>
+          <w:sz w:val="32"/>
+          <w:szCs w:val="32"/>
+          <w:cs/>
+        </w:rPr>
+        <w:t xml:space="preserve"> </w:t>
+      </w:r>
+      <w:r>
+        <w:rPr>
+          <w:rFonts w:ascii="TH Sarabun New" w:eastAsia="Angsana New" w:hAnsi="TH Sarabun New" w:cs="TH Sarabun New" w:hint="cs"/>
+          <w:sz w:val="32"/>
+          <w:szCs w:val="32"/>
+          <w:cs/>
+        </w:rPr>
+        <w:t>หากขอกำหนดตำแหน่งใหม่ที่สูงขึ้นก่อน 3 ปี ให้มีการประเมินการสอนใหม่ ซึ่งผลการประเมินฯ ของท่านต้องนำไปใช้ประกอบการขอกำหนดตำแหน่งทางวิชาการเป</w:t>
+      </w:r>
+      <w:r>
+        <w:rPr>
+          <w:rFonts w:ascii="TH Sarabun New" w:eastAsia="Angsana New" w:hAnsi="TH Sarabun New" w:cs="TH Sarabun New" w:hint="cs"/>
+          <w:sz w:val="32"/>
+          <w:szCs w:val="32"/>
+          <w:cs/>
+        </w:rPr>
+        <w:t>็</w:t>
+      </w:r>
+      <w:r>
+        <w:rPr>
+          <w:rFonts w:ascii="TH Sarabun New" w:eastAsia="Angsana New" w:hAnsi="TH Sarabun New" w:cs="TH Sarabun New" w:hint="cs"/>
+          <w:sz w:val="32"/>
+          <w:szCs w:val="32"/>
+          <w:cs/>
+        </w:rPr>
+        <w:t>น</w:t>
+      </w:r>
+      <w:r>
+        <w:rPr>
+          <w:rFonts w:ascii="TH Sarabun New" w:eastAsia="Angsana New" w:hAnsi="TH Sarabun New" w:cs="TH Sarabun New"/>
+          <w:sz w:val="32"/>
+          <w:szCs w:val="32"/>
+        </w:rPr>
+        <w:t xml:space="preserve"> </w:t>
+      </w:r>
+      <w:r>
+        <w:rPr>
+          <w:rFonts w:ascii="TH Sarabun New" w:eastAsia="Times New Roman" w:hAnsi="TH Sarabun New" w:cs="TH Sarabun New"/>
+          <w:color w:val="000000" w:themeColor="text1"/>
+          <w:sz w:val="32"/>
+          <w:szCs w:val="32"/>
+          <w:lang w:eastAsia="en-GB"/>
+        </w:rPr>
+        <w:t>ผู้ช่วยศาสตราจารย์</w:t>
+      </w:r>
+      <w:proofErr w:type="spellStart"/>
+      <w:r>
+        <w:rPr>
+          <w:rFonts w:ascii="TH Sarabun New" w:eastAsia="Times New Roman" w:hAnsi="TH Sarabun New" w:cs="TH Sarabun New"/>
+          <w:color w:val="000000" w:themeColor="text1"/>
+          <w:sz w:val="32"/>
+          <w:szCs w:val="32"/>
+          <w:lang w:eastAsia="en-GB"/>
+        </w:rPr>
+        <w:t/>
+      </w:r>
+      <w:proofErr w:type="spellEnd"/>
+      <w:r>
+        <w:rPr>
+          <w:rFonts w:ascii="TH Sarabun New" w:eastAsia="Times New Roman" w:hAnsi="TH Sarabun New" w:cs="TH Sarabun New"/>
+          <w:color w:val="000000" w:themeColor="text1"/>
+          <w:sz w:val="32"/>
+          <w:szCs w:val="32"/>
+          <w:lang w:eastAsia="en-GB"/>
+        </w:rPr>
+        <w:t/>
+      </w:r>
+      <w:r>
+        <w:rPr>
+          <w:rFonts w:ascii="TH Sarabun New" w:eastAsia="Times New Roman" w:hAnsi="TH Sarabun New" w:cs="TH Sarabun New" w:hint="cs"/>
+          <w:color w:val="000000" w:themeColor="text1"/>
+          <w:sz w:val="32"/>
+          <w:szCs w:val="32"/>
+          <w:cs/>
+          <w:lang w:eastAsia="en-GB"/>
+        </w:rPr>
+        <w:t xml:space="preserve"> </w:t>
+      </w:r>
+      <w:r>
+        <w:rPr>
+          <w:rFonts w:ascii="TH Sarabun New" w:eastAsia="Times New Roman" w:hAnsi="TH Sarabun New" w:cs="TH Sarabun New" w:hint="cs"/>
+          <w:color w:val="EE0000"/>
+          <w:sz w:val="32"/>
+          <w:szCs w:val="32"/>
+          <w:cs/>
+          <w:lang w:eastAsia="en-GB"/>
+        </w:rPr>
+        <w:t xml:space="preserve"> </w:t>
+      </w:r>
+      <w:r>
+        <w:rPr>
+          <w:rFonts w:ascii="TH Sarabun New" w:eastAsia="Angsana New" w:hAnsi="TH Sarabun New" w:cs="TH Sarabun New" w:hint="cs"/>
+          <w:color w:val="000000" w:themeColor="text1"/>
+          <w:sz w:val="32"/>
+          <w:szCs w:val="32"/>
+          <w:cs/>
+        </w:rPr>
+        <w:t xml:space="preserve">ภายในวันที่ </w:t>
+      </w:r>
+      <w:r>
+        <w:rPr>
+          <w:rFonts w:ascii="TH Sarabun New" w:eastAsia="Angsana New" w:hAnsi="TH Sarabun New" w:cs="TH Sarabun New"/>
+          <w:color w:val="000000" w:themeColor="text1"/>
+          <w:sz w:val="32"/>
+          <w:szCs w:val="32"/>
+        </w:rPr>
+        <w:t>10 มีนาคม 2569</w:t>
+      </w:r>
+      <w:proofErr w:type="spellStart"/>
+      <w:r>
+        <w:rPr>
+          <w:rFonts w:ascii="TH Sarabun New" w:eastAsia="Angsana New" w:hAnsi="TH Sarabun New" w:cs="TH Sarabun New"/>
+          <w:color w:val="000000" w:themeColor="text1"/>
+          <w:sz w:val="32"/>
+          <w:szCs w:val="32"/>
+        </w:rPr>
+        <w:t/>
+      </w:r>
+      <w:proofErr w:type="spellEnd"/>
+      <w:r>
+        <w:rPr>
+          <w:rFonts w:ascii="TH Sarabun New" w:eastAsia="Angsana New" w:hAnsi="TH Sarabun New" w:cs="TH Sarabun New"/>
+          <w:color w:val="000000" w:themeColor="text1"/>
+          <w:sz w:val="32"/>
+          <w:szCs w:val="32"/>
+        </w:rPr>
+        <w:t/>
+      </w:r>
+      <w:r>
+        <w:rPr>
+          <w:rFonts w:ascii="TH Sarabun New" w:eastAsia="Angsana New" w:hAnsi="TH Sarabun New" w:cs="TH Sarabun New" w:hint="cs"/>
+          <w:color w:val="000000" w:themeColor="text1"/>
+          <w:sz w:val="32"/>
+          <w:szCs w:val="32"/>
+          <w:cs/>
+        </w:rPr>
+        <w:t xml:space="preserve"> </w:t>
       </w:r>
     </w:p>
     <w:p>
@@ -407,59 +1503,13 @@
       <w:pPr>
         <w:ind w:right="-421"/>
         <w:rPr>
-          <w:rFonts w:ascii="TH Sarabun New" w:hAnsi="TH Sarabun New" w:cs="TH Sarabun New"/>
+          <w:rFonts w:ascii="TH Sarabun New" w:hAnsi="TH Sarabun New" w:cs="TH Sarabun New" w:hint="cs"/>
           <w:sz w:val="32"/>
           <w:szCs w:val="32"/>
           <w:cs/>
           <w:lang w:val="en-GB"/>
         </w:rPr>
       </w:pPr>
-      <w:r>
-        <w:rPr>
-          <w:rFonts w:ascii="TH Sarabun New" w:hAnsi="TH Sarabun New" w:cs="TH Sarabun New"/>
-          <w:sz w:val="32"/>
-          <w:szCs w:val="32"/>
-          <w:cs/>
-        </w:rPr>
-        <w:tab/>
-      </w:r>
-      <w:r>
-        <w:rPr>
-          <w:rFonts w:ascii="TH Sarabun New" w:hAnsi="TH Sarabun New" w:cs="TH Sarabun New"/>
-          <w:sz w:val="32"/>
-          <w:szCs w:val="32"/>
-          <w:cs/>
-        </w:rPr>
-        <w:tab/>
-      </w:r>
-      <w:r>
-        <w:rPr>
-          <w:rFonts w:ascii="TH Sarabun New" w:hAnsi="TH Sarabun New" w:cs="TH Sarabun New"/>
-          <w:sz w:val="32"/>
-          <w:szCs w:val="32"/>
-          <w:cs/>
-        </w:rPr>
-        <w:tab/>
-      </w:r>
-      <w:r>
-        <w:rPr>
-          <w:rFonts w:ascii="TH Sarabun New" w:hAnsi="TH Sarabun New" w:cs="TH Sarabun New"/>
-          <w:sz w:val="32"/>
-          <w:szCs w:val="32"/>
-          <w:cs/>
-        </w:rPr>
-        <w:tab/>
-        <w:t xml:space="preserve">                    </w:t>
-      </w:r>
-      <w:r>
-        <w:rPr>
-          <w:rFonts w:ascii="TH Sarabun New" w:hAnsi="TH Sarabun New" w:cs="TH Sarabun New" w:hint="cs"/>
-          <w:sz w:val="32"/>
-          <w:szCs w:val="32"/>
-          <w:cs/>
-        </w:rPr>
-        <w:t xml:space="preserve"> </w:t>
-      </w:r>
     </w:p>
     <w:p>
       <w:pPr>
@@ -473,11 +1523,52 @@
       </w:pPr>
       <w:r>
         <w:rPr>
-          <w:rFonts w:ascii="TH Sarabun New" w:hAnsi="TH Sarabun New" w:cs="TH Sarabun New" w:eastAsia="TH Sarabun New"/>
-          <w:sz w:val="32"/>
-          <w:b w:val="off"/>
-        </w:rPr>
-        <w:t>()</w:t>
+          <w:rFonts w:ascii="TH Sarabun New" w:hAnsi="TH Sarabun New" w:cs="TH Sarabun New"/>
+          <w:color w:val="000000" w:themeColor="text1"/>
+          <w:sz w:val="32"/>
+          <w:szCs w:val="32"/>
+          <w:cs/>
+        </w:rPr>
+        <w:t>(</w:t>
+      </w:r>
+      <w:r>
+        <w:rPr>
+          <w:rFonts w:ascii="TH Sarabun New" w:hAnsi="TH Sarabun New" w:cs="TH Sarabun New"/>
+          <w:color w:val="000000" w:themeColor="text1"/>
+          <w:sz w:val="32"/>
+          <w:szCs w:val="32"/>
+        </w:rPr>
+        <w:t/>
+      </w:r>
+      <w:proofErr w:type="spellStart"/>
+      <w:r>
+        <w:rPr>
+          <w:rFonts w:ascii="TH Sarabun New" w:hAnsi="TH Sarabun New" w:cs="TH Sarabun New"/>
+          <w:color w:val="000000" w:themeColor="text1"/>
+          <w:sz w:val="32"/>
+          <w:szCs w:val="32"/>
+        </w:rPr>
+        <w:t/>
+      </w:r>
+      <w:proofErr w:type="spellEnd"/>
+      <w:r>
+        <w:rPr>
+          <w:rFonts w:ascii="TH Sarabun New" w:hAnsi="TH Sarabun New" w:cs="TH Sarabun New"/>
+          <w:color w:val="000000" w:themeColor="text1"/>
+          <w:sz w:val="32"/>
+          <w:szCs w:val="32"/>
+        </w:rPr>
+        <w:t/>
+      </w:r>
+      <w:r>
+        <w:rPr>
+          <w:rFonts w:ascii="TH Sarabun New" w:hAnsi="TH Sarabun New" w:cs="TH Sarabun New"/>
+          <w:color w:val="000000" w:themeColor="text1"/>
+          <w:sz w:val="32"/>
+          <w:szCs w:val="32"/>
+          <w:cs/>
+        </w:rPr>
+        <w:t>)</w:t>
       </w:r>
     </w:p>
     <w:p>
@@ -492,17 +1583,33 @@
       </w:pPr>
       <w:r>
         <w:rPr>
-          <w:rFonts w:ascii="TH Sarabun New" w:hAnsi="TH Sarabun New" w:cs="TH Sarabun New" w:eastAsia="TH Sarabun New"/>
-          <w:sz w:val="32"/>
-          <w:b w:val="off"/>
+          <w:rFonts w:ascii="TH Sarabun New" w:hAnsi="TH Sarabun New" w:cs="TH Sarabun New"/>
+          <w:color w:val="000000" w:themeColor="text1"/>
+          <w:sz w:val="32"/>
+          <w:szCs w:val="32"/>
         </w:rPr>
         <w:t>คณบดีวิทยาลัยการคอมพิวเตอร์</w:t>
       </w:r>
-    </w:p>
-    <w:p>
-      <w:pPr>
-        <w:jc w:val="center"/>
-      </w:pPr>
+      <w:proofErr w:type="spellStart"/>
+      <w:r>
+        <w:rPr>
+          <w:rFonts w:ascii="TH Sarabun New" w:hAnsi="TH Sarabun New" w:cs="TH Sarabun New"/>
+          <w:color w:val="000000" w:themeColor="text1"/>
+          <w:sz w:val="32"/>
+          <w:szCs w:val="32"/>
+        </w:rPr>
+        <w:t/>
+      </w:r>
+      <w:proofErr w:type="spellEnd"/>
+      <w:r>
+        <w:rPr>
+          <w:rFonts w:ascii="TH Sarabun New" w:hAnsi="TH Sarabun New" w:cs="TH Sarabun New"/>
+          <w:color w:val="000000" w:themeColor="text1"/>
+          <w:sz w:val="32"/>
+          <w:szCs w:val="32"/>
+        </w:rPr>
+        <w:t/>
+      </w:r>
     </w:p>
     <w:sectPr>
       <w:pgSz w:w="11906" w:h="16838"/>
